--- a/Отчёт Поскряков Н.В..docx
+++ b/Отчёт Поскряков Н.В..docx
@@ -49,7 +49,6 @@
         </w:rPr>
         <w:t>Институт «</w:t>
       </w:r>
-      <w:proofErr w:type="spellStart"/>
       <w:r>
         <w:rPr>
           <w:szCs w:val="28"/>
@@ -57,7 +56,6 @@
         </w:rPr>
         <w:t>iSpring</w:t>
       </w:r>
-      <w:proofErr w:type="spellEnd"/>
       <w:r>
         <w:rPr>
           <w:szCs w:val="28"/>
@@ -212,19 +210,11 @@
           <w:szCs w:val="28"/>
         </w:rPr>
       </w:pPr>
-      <w:proofErr w:type="spellStart"/>
-      <w:r>
-        <w:rPr>
-          <w:szCs w:val="28"/>
-        </w:rPr>
-        <w:t>Поскряков</w:t>
-      </w:r>
-      <w:proofErr w:type="spellEnd"/>
-      <w:r>
-        <w:rPr>
-          <w:szCs w:val="28"/>
-        </w:rPr>
-        <w:t xml:space="preserve"> Н.В.</w:t>
+      <w:r>
+        <w:rPr>
+          <w:szCs w:val="28"/>
+        </w:rPr>
+        <w:t>Поскряков Н.В.</w:t>
       </w:r>
     </w:p>
     <w:p>
@@ -256,7 +246,6 @@
         </w:rPr>
         <w:t>институт «</w:t>
       </w:r>
-      <w:proofErr w:type="spellStart"/>
       <w:r>
         <w:rPr>
           <w:szCs w:val="28"/>
@@ -264,7 +253,6 @@
         </w:rPr>
         <w:t>iSpring</w:t>
       </w:r>
-      <w:proofErr w:type="spellEnd"/>
       <w:r>
         <w:rPr>
           <w:szCs w:val="28"/>
@@ -646,65 +634,946 @@
         <w:ind w:firstLine="708"/>
       </w:pPr>
     </w:p>
-    <w:p>
-      <w:pPr>
-        <w:ind w:firstLine="708"/>
-      </w:pPr>
-    </w:p>
-    <w:p>
-      <w:pPr>
-        <w:ind w:firstLine="708"/>
-      </w:pPr>
-    </w:p>
-    <w:p>
-      <w:pPr>
-        <w:ind w:firstLine="708"/>
-      </w:pPr>
-    </w:p>
-    <w:p>
-      <w:pPr>
-        <w:ind w:firstLine="708"/>
-      </w:pPr>
-    </w:p>
-    <w:p>
-      <w:pPr>
-        <w:ind w:firstLine="708"/>
-      </w:pPr>
-    </w:p>
-    <w:p>
-      <w:pPr>
-        <w:ind w:firstLine="708"/>
-      </w:pPr>
-    </w:p>
-    <w:p>
-      <w:pPr>
-        <w:ind w:firstLine="708"/>
-      </w:pPr>
-    </w:p>
-    <w:p>
-      <w:pPr>
-        <w:ind w:firstLine="708"/>
-      </w:pPr>
-    </w:p>
-    <w:p>
-      <w:pPr>
-        <w:ind w:firstLine="708"/>
-      </w:pPr>
-    </w:p>
-    <w:p>
-      <w:pPr>
-        <w:ind w:firstLine="708"/>
-      </w:pPr>
-    </w:p>
+    <w:p/>
+    <w:p/>
+    <w:p/>
+    <w:p/>
+    <w:p/>
+    <w:p/>
+    <w:p/>
+    <w:p/>
     <w:p>
       <w:pPr>
         <w:rPr>
           <w:rStyle w:val="af6"/>
-        </w:rPr>
-      </w:pPr>
+          <w:iCs w:val="0"/>
+          <w:color w:val="auto"/>
+        </w:rPr>
+      </w:pPr>
+    </w:p>
+    <w:p>
+      <w:pPr>
+        <w:rPr>
+          <w:rStyle w:val="af6"/>
+          <w:iCs w:val="0"/>
+          <w:color w:val="auto"/>
+        </w:rPr>
+      </w:pPr>
+    </w:p>
+    <w:p>
+      <w:pPr>
+        <w:pStyle w:val="a4"/>
+        <w:rPr>
+          <w:rStyle w:val="af6"/>
+          <w:iCs w:val="0"/>
+          <w:color w:val="auto"/>
+          <w:sz w:val="32"/>
+        </w:rPr>
+      </w:pPr>
+      <w:r>
+        <w:rPr>
+          <w:rStyle w:val="af6"/>
+          <w:iCs w:val="0"/>
+          <w:color w:val="auto"/>
+          <w:sz w:val="32"/>
+        </w:rPr>
+        <w:lastRenderedPageBreak/>
+        <w:t>Основная часть</w:t>
+      </w:r>
+    </w:p>
+    <w:p>
+      <w:pPr>
+        <w:pStyle w:val="a6"/>
+      </w:pPr>
+      <w:r>
+        <w:t xml:space="preserve">Раздел 1. </w:t>
+      </w:r>
+      <w:r>
+        <w:t>Используемое оборудование</w:t>
+      </w:r>
+    </w:p>
+    <w:p>
+      <w:r>
+        <w:tab/>
+        <w:t>В начали работ в распоряжении имелись</w:t>
+      </w:r>
+      <w:r>
+        <w:t xml:space="preserve">: </w:t>
+      </w:r>
+      <w:r>
+        <w:t xml:space="preserve">ходовая платформа, три ультразвуковых дальномера, 2 отладочные платы на базе микропроцессора </w:t>
+      </w:r>
+      <w:r>
+        <w:rPr>
+          <w:lang w:val="en-US"/>
+        </w:rPr>
+        <w:t>ATMEL</w:t>
+      </w:r>
+      <w:r>
+        <w:t xml:space="preserve"> </w:t>
+      </w:r>
+      <w:r>
+        <w:rPr>
+          <w:lang w:val="en-US"/>
+        </w:rPr>
+        <w:t>MEGA</w:t>
+      </w:r>
+      <w:r>
+        <w:t xml:space="preserve"> 328</w:t>
+      </w:r>
+      <w:r>
+        <w:rPr>
+          <w:lang w:val="en-US"/>
+        </w:rPr>
+        <w:t>P</w:t>
+      </w:r>
+      <w:r>
+        <w:t xml:space="preserve">, </w:t>
+      </w:r>
+      <w:r>
+        <w:t xml:space="preserve">отладочная плата </w:t>
+      </w:r>
+      <w:r>
+        <w:rPr>
+          <w:lang w:val="en-US"/>
+        </w:rPr>
+        <w:t>ESP</w:t>
+      </w:r>
+      <w:r>
+        <w:t xml:space="preserve">32 </w:t>
+      </w:r>
+      <w:r>
+        <w:rPr>
+          <w:lang w:val="en-US"/>
+        </w:rPr>
+        <w:t>DEVKIT</w:t>
+      </w:r>
+      <w:r>
+        <w:t xml:space="preserve"> 1</w:t>
+      </w:r>
+      <w:r>
+        <w:t xml:space="preserve">. </w:t>
+      </w:r>
+    </w:p>
+    <w:p>
+      <w:pPr>
+        <w:pStyle w:val="a6"/>
+        <w:keepNext/>
+        <w:jc w:val="center"/>
+      </w:pPr>
+      <w:r>
+        <w:rPr>
+          <w:noProof/>
+        </w:rPr>
+        <w:drawing>
+          <wp:inline distT="0" distB="0" distL="0" distR="0" wp14:anchorId="79840DE1" wp14:editId="0F02E57C">
+            <wp:extent cx="4465320" cy="3348871"/>
+            <wp:effectExtent l="0" t="0" r="0" b="4445"/>
+            <wp:docPr id="1400003925" name="Рисунок 1"/>
+            <wp:cNvGraphicFramePr>
+              <a:graphicFrameLocks xmlns:a="http://schemas.openxmlformats.org/drawingml/2006/main" noChangeAspect="1"/>
+            </wp:cNvGraphicFramePr>
+            <a:graphic xmlns:a="http://schemas.openxmlformats.org/drawingml/2006/main">
+              <a:graphicData uri="http://schemas.openxmlformats.org/drawingml/2006/picture">
+                <pic:pic xmlns:pic="http://schemas.openxmlformats.org/drawingml/2006/picture">
+                  <pic:nvPicPr>
+                    <pic:cNvPr id="0" name="Picture 1"/>
+                    <pic:cNvPicPr>
+                      <a:picLocks noChangeAspect="1" noChangeArrowheads="1"/>
+                    </pic:cNvPicPr>
+                  </pic:nvPicPr>
+                  <pic:blipFill>
+                    <a:blip r:embed="rId7" cstate="print">
+                      <a:extLst>
+                        <a:ext uri="{28A0092B-C50C-407E-A947-70E740481C1C}">
+                          <a14:useLocalDpi xmlns:a14="http://schemas.microsoft.com/office/drawing/2010/main" val="0"/>
+                        </a:ext>
+                      </a:extLst>
+                    </a:blip>
+                    <a:srcRect/>
+                    <a:stretch>
+                      <a:fillRect/>
+                    </a:stretch>
+                  </pic:blipFill>
+                  <pic:spPr bwMode="auto">
+                    <a:xfrm>
+                      <a:off x="0" y="0"/>
+                      <a:ext cx="4470557" cy="3352799"/>
+                    </a:xfrm>
+                    <a:prstGeom prst="rect">
+                      <a:avLst/>
+                    </a:prstGeom>
+                    <a:noFill/>
+                    <a:ln>
+                      <a:noFill/>
+                    </a:ln>
+                  </pic:spPr>
+                </pic:pic>
+              </a:graphicData>
+            </a:graphic>
+          </wp:inline>
+        </w:drawing>
+      </w:r>
+    </w:p>
+    <w:p>
+      <w:pPr>
+        <w:pStyle w:val="a3"/>
+        <w:jc w:val="center"/>
+        <w:rPr>
+          <w:noProof/>
+        </w:rPr>
+      </w:pPr>
+      <w:r>
+        <w:t xml:space="preserve">Рисунок </w:t>
+      </w:r>
+      <w:fldSimple w:instr=" SEQ Рисунок \* ARABIC ">
+        <w:r>
+          <w:rPr>
+            <w:noProof/>
+          </w:rPr>
+          <w:t>1</w:t>
+        </w:r>
+      </w:fldSimple>
+      <w:r>
+        <w:rPr>
+          <w:noProof/>
+        </w:rPr>
+        <w:t>. Ходовая платформа</w:t>
+      </w:r>
+    </w:p>
+    <w:p>
+      <w:pPr>
+        <w:ind w:firstLine="708"/>
+      </w:pPr>
+      <w:r>
+        <w:t xml:space="preserve">Ходовая платформа включает в себя два </w:t>
+      </w:r>
+      <w:r>
+        <w:t xml:space="preserve">электромотора </w:t>
+      </w:r>
+      <w:r>
+        <w:rPr>
+          <w:lang w:val="en-US"/>
+        </w:rPr>
+        <w:t>SCX</w:t>
+      </w:r>
+      <w:r>
+        <w:t xml:space="preserve">-555 </w:t>
+      </w:r>
+      <w:r>
+        <w:t xml:space="preserve">на </w:t>
+      </w:r>
+      <w:r>
+        <w:br/>
+      </w:r>
+      <w:r>
+        <w:t>12-24</w:t>
+      </w:r>
+      <w:r>
+        <w:t xml:space="preserve"> В, плата-драйвер </w:t>
+      </w:r>
+      <w:r>
+        <w:rPr>
+          <w:lang w:val="en-US"/>
+        </w:rPr>
+        <w:t>APO</w:t>
+      </w:r>
+      <w:r>
+        <w:t>-</w:t>
+      </w:r>
+      <w:r>
+        <w:rPr>
+          <w:lang w:val="en-US"/>
+        </w:rPr>
+        <w:t>DL</w:t>
+      </w:r>
+      <w:r>
+        <w:t xml:space="preserve">, </w:t>
+      </w:r>
+      <w:r>
+        <w:t xml:space="preserve">полётный контроллер </w:t>
+      </w:r>
+      <w:r>
+        <w:rPr>
+          <w:lang w:val="en-US"/>
+        </w:rPr>
+        <w:t>speedy</w:t>
+      </w:r>
+      <w:r>
+        <w:t xml:space="preserve"> </w:t>
+      </w:r>
+      <w:r>
+        <w:rPr>
+          <w:lang w:val="en-US"/>
+        </w:rPr>
+        <w:t>bee</w:t>
+      </w:r>
+      <w:r>
+        <w:t xml:space="preserve"> (была задействована только плата распределения питания). </w:t>
+      </w:r>
+    </w:p>
+    <w:p>
+      <w:pPr>
+        <w:ind w:firstLine="708"/>
+        <w:rPr>
+          <w:lang w:val="en-US"/>
+        </w:rPr>
+      </w:pPr>
+    </w:p>
+    <w:p>
+      <w:pPr>
+        <w:ind w:firstLine="708"/>
+      </w:pPr>
+    </w:p>
+    <w:p>
+      <w:pPr>
+        <w:ind w:firstLine="708"/>
+      </w:pPr>
+    </w:p>
+    <w:p>
+      <w:pPr>
+        <w:ind w:firstLine="708"/>
+      </w:pPr>
+    </w:p>
+    <w:p>
+      <w:pPr>
+        <w:ind w:firstLine="708"/>
+      </w:pPr>
+    </w:p>
+    <w:p>
+      <w:pPr>
+        <w:ind w:firstLine="708"/>
+      </w:pPr>
+    </w:p>
+    <w:p>
+      <w:pPr>
+        <w:ind w:firstLine="708"/>
+      </w:pPr>
+    </w:p>
+    <w:p>
+      <w:pPr>
+        <w:ind w:firstLine="708"/>
+      </w:pPr>
+    </w:p>
+    <w:p>
+      <w:pPr>
+        <w:ind w:firstLine="708"/>
+      </w:pPr>
+    </w:p>
+    <w:p>
+      <w:pPr>
+        <w:ind w:firstLine="708"/>
+      </w:pPr>
+    </w:p>
+    <w:p>
+      <w:pPr>
+        <w:pStyle w:val="a6"/>
+      </w:pPr>
+      <w:r>
+        <w:lastRenderedPageBreak/>
+        <w:t>Раздел 2. Аппаратно-программная архитектура</w:t>
+      </w:r>
+    </w:p>
+    <w:p>
+      <w:pPr>
+        <w:keepNext/>
+      </w:pPr>
+      <w:r>
+        <w:tab/>
+      </w:r>
+      <w:r>
+        <w:drawing>
+          <wp:inline distT="0" distB="0" distL="0" distR="0" wp14:anchorId="2BBE85BD" wp14:editId="6AD15FB9">
+            <wp:extent cx="5940425" cy="1891665"/>
+            <wp:effectExtent l="0" t="0" r="3175" b="0"/>
+            <wp:docPr id="28698024" name="Рисунок 1"/>
+            <wp:cNvGraphicFramePr>
+              <a:graphicFrameLocks xmlns:a="http://schemas.openxmlformats.org/drawingml/2006/main" noChangeAspect="1"/>
+            </wp:cNvGraphicFramePr>
+            <a:graphic xmlns:a="http://schemas.openxmlformats.org/drawingml/2006/main">
+              <a:graphicData uri="http://schemas.openxmlformats.org/drawingml/2006/picture">
+                <pic:pic xmlns:pic="http://schemas.openxmlformats.org/drawingml/2006/picture">
+                  <pic:nvPicPr>
+                    <pic:cNvPr id="28698024" name=""/>
+                    <pic:cNvPicPr/>
+                  </pic:nvPicPr>
+                  <pic:blipFill>
+                    <a:blip r:embed="rId8"/>
+                    <a:stretch>
+                      <a:fillRect/>
+                    </a:stretch>
+                  </pic:blipFill>
+                  <pic:spPr>
+                    <a:xfrm>
+                      <a:off x="0" y="0"/>
+                      <a:ext cx="5940425" cy="1891665"/>
+                    </a:xfrm>
+                    <a:prstGeom prst="rect">
+                      <a:avLst/>
+                    </a:prstGeom>
+                  </pic:spPr>
+                </pic:pic>
+              </a:graphicData>
+            </a:graphic>
+          </wp:inline>
+        </w:drawing>
+      </w:r>
+    </w:p>
+    <w:p>
+      <w:pPr>
+        <w:pStyle w:val="a3"/>
+      </w:pPr>
+      <w:r>
+        <w:t xml:space="preserve">Рисунок </w:t>
+      </w:r>
+      <w:fldSimple w:instr=" SEQ Рисунок \* ARABIC ">
+        <w:r>
+          <w:rPr>
+            <w:noProof/>
+          </w:rPr>
+          <w:t>2</w:t>
+        </w:r>
+      </w:fldSimple>
+      <w:r>
+        <w:t>. Архитектура проекта</w:t>
+      </w:r>
+    </w:p>
+    <w:p>
+      <w:r>
+        <w:tab/>
+        <w:t xml:space="preserve">Программная часть проекта разделена на три микроконтроллера. У каждого из них есть своё назначение. </w:t>
+      </w:r>
+    </w:p>
+    <w:p>
+      <w:pPr>
+        <w:ind w:firstLine="708"/>
+      </w:pPr>
+      <w:r>
+        <w:t xml:space="preserve">В пульте-передатчике использовался микроконтроллер </w:t>
+      </w:r>
+      <w:r>
+        <w:rPr>
+          <w:lang w:val="en-US"/>
+        </w:rPr>
+        <w:t>Mega</w:t>
+      </w:r>
+      <w:r>
+        <w:t xml:space="preserve"> 328</w:t>
+      </w:r>
+      <w:r>
+        <w:rPr>
+          <w:lang w:val="en-US"/>
+        </w:rPr>
+        <w:t>P</w:t>
+      </w:r>
+      <w:r>
+        <w:t xml:space="preserve">, </w:t>
+      </w:r>
+      <w:r>
+        <w:t>с использованием фреймворка</w:t>
+      </w:r>
+      <w:r>
+        <w:t xml:space="preserve"> </w:t>
+      </w:r>
+      <w:r>
+        <w:rPr>
+          <w:lang w:val="en-US"/>
+        </w:rPr>
+        <w:t>Arduino</w:t>
+      </w:r>
+      <w:r>
+        <w:t xml:space="preserve">. </w:t>
+      </w:r>
+      <w:r>
+        <w:t>Этот микроконтроллер запрограммирован на выдачу ШИМ (Широтно-импульсная модуляция) сигнала, который сообщает ультразвуковому передатчику – начало вещания.</w:t>
+      </w:r>
+    </w:p>
+    <w:p>
+      <w:pPr>
+        <w:ind w:firstLine="708"/>
+      </w:pPr>
+      <w:r>
+        <w:t xml:space="preserve">На подвижной платформе располагается два микроконтроллера, </w:t>
+      </w:r>
+      <w:r>
+        <w:rPr>
+          <w:lang w:val="en-US"/>
+        </w:rPr>
+        <w:t>Mega</w:t>
+      </w:r>
+      <w:r>
+        <w:t xml:space="preserve"> 328</w:t>
+      </w:r>
+      <w:r>
+        <w:rPr>
+          <w:lang w:val="en-US"/>
+        </w:rPr>
+        <w:t>P</w:t>
+      </w:r>
+      <w:r>
+        <w:t xml:space="preserve"> </w:t>
+      </w:r>
+      <w:r>
+        <w:t xml:space="preserve">под </w:t>
+      </w:r>
+      <w:r>
+        <w:rPr>
+          <w:lang w:val="en-US"/>
+        </w:rPr>
+        <w:t>Arduino</w:t>
+      </w:r>
+      <w:r>
+        <w:t xml:space="preserve"> </w:t>
+      </w:r>
+      <w:r>
+        <w:rPr>
+          <w:lang w:val="en-US"/>
+        </w:rPr>
+        <w:t>Nano</w:t>
+      </w:r>
+      <w:r>
+        <w:t xml:space="preserve"> </w:t>
+      </w:r>
+      <w:r>
+        <w:t xml:space="preserve">и </w:t>
+      </w:r>
+      <w:r>
+        <w:rPr>
+          <w:lang w:val="en-US"/>
+        </w:rPr>
+        <w:t>ESP</w:t>
+      </w:r>
+      <w:r>
+        <w:t xml:space="preserve"> </w:t>
+      </w:r>
+      <w:r>
+        <w:rPr>
+          <w:lang w:val="en-US"/>
+        </w:rPr>
+        <w:t>WROOM</w:t>
+      </w:r>
+      <w:r>
+        <w:t>-</w:t>
+      </w:r>
+      <w:r>
+        <w:t>32</w:t>
+      </w:r>
+      <w:r>
+        <w:t xml:space="preserve"> с фреймворком </w:t>
+      </w:r>
+      <w:r>
+        <w:rPr>
+          <w:lang w:val="en-US"/>
+        </w:rPr>
+        <w:t>ESP</w:t>
+      </w:r>
+      <w:r>
+        <w:t xml:space="preserve"> </w:t>
+      </w:r>
+      <w:r>
+        <w:rPr>
+          <w:lang w:val="en-US"/>
+        </w:rPr>
+        <w:t>IDF</w:t>
+      </w:r>
+      <w:r>
+        <w:t>.</w:t>
+      </w:r>
+    </w:p>
+    <w:p>
+      <w:pPr>
+        <w:ind w:firstLine="708"/>
+      </w:pPr>
+      <w:r>
+        <w:rPr>
+          <w:lang w:val="en-US"/>
+        </w:rPr>
+        <w:t>Mega</w:t>
+      </w:r>
+      <w:r>
+        <w:t xml:space="preserve"> </w:t>
+      </w:r>
+      <w:r>
+        <w:t>используется для чтения данных с приёмников и высчитывает угол до источника ультразвука. Она принимает сигнал с приёмников, усиленный с помощью триггера Шмидта и обрабатывает их с помощью аппаратных прерываний.</w:t>
+      </w:r>
+    </w:p>
+    <w:p>
+      <w:pPr>
+        <w:ind w:firstLine="708"/>
+      </w:pPr>
+      <w:r>
+        <w:rPr>
+          <w:lang w:val="en-US"/>
+        </w:rPr>
+        <w:t>ESP</w:t>
+      </w:r>
+      <w:r>
+        <w:t xml:space="preserve"> </w:t>
+      </w:r>
+      <w:r>
+        <w:t xml:space="preserve">принимает угол от </w:t>
+      </w:r>
+      <w:r>
+        <w:rPr>
+          <w:lang w:val="en-US"/>
+        </w:rPr>
+        <w:t>Mega</w:t>
+      </w:r>
+      <w:r>
+        <w:t xml:space="preserve">, с помощью </w:t>
+      </w:r>
+      <w:r>
+        <w:rPr>
+          <w:lang w:val="en-US"/>
+        </w:rPr>
+        <w:t>UART</w:t>
+      </w:r>
+      <w:r>
+        <w:t xml:space="preserve">. </w:t>
+      </w:r>
+      <w:r>
+        <w:t>При получении угла – управляет мощностью электромоторов, используя алгоритмы сглаживания движения.</w:t>
+      </w:r>
+    </w:p>
+    <w:p>
+      <w:pPr>
+        <w:ind w:firstLine="708"/>
+      </w:pPr>
+    </w:p>
+    <w:p>
+      <w:pPr>
+        <w:ind w:firstLine="708"/>
+      </w:pPr>
+    </w:p>
+    <w:p>
+      <w:pPr>
+        <w:ind w:firstLine="708"/>
+      </w:pPr>
+    </w:p>
+    <w:p>
+      <w:pPr>
+        <w:ind w:firstLine="708"/>
+      </w:pPr>
+    </w:p>
+    <w:p>
+      <w:pPr>
+        <w:ind w:firstLine="708"/>
+      </w:pPr>
+    </w:p>
+    <w:p>
+      <w:pPr>
+        <w:ind w:firstLine="708"/>
+      </w:pPr>
+    </w:p>
+    <w:p>
+      <w:pPr>
+        <w:ind w:firstLine="708"/>
+      </w:pPr>
+    </w:p>
+    <w:p>
+      <w:pPr>
+        <w:pStyle w:val="a6"/>
+      </w:pPr>
+      <w:r>
+        <w:lastRenderedPageBreak/>
+        <w:t>Раздел 3. Ультразвуковая навигация</w:t>
+      </w:r>
+    </w:p>
+    <w:p>
+      <w:r>
+        <w:tab/>
+        <w:t>Ультразвук – это волны, частота которых превышает верхний предел слышимости человеческого уха. Диапазон ультразвука от 20 кГц до 1 ГГц.</w:t>
+      </w:r>
+    </w:p>
+    <w:p>
+      <w:r>
+        <w:tab/>
+        <w:t>Для работы с ультразвуком используются пьезоизлучатели, они могут работать как</w:t>
+      </w:r>
+      <w:r>
+        <w:t xml:space="preserve"> </w:t>
+      </w:r>
+      <w:r>
+        <w:t xml:space="preserve">на приём, так и на передачу. Выходной сигнал при приёме требуется проводить через усилитель, чтобы выделить его среди обычного шума. </w:t>
+      </w:r>
+    </w:p>
+    <w:p>
+      <w:pPr>
+        <w:ind w:firstLine="708"/>
+      </w:pPr>
+      <w:r>
+        <w:t>Особенность распространения ультразвука в среде, заключается в том, что сигнал рассеивается с квадратичной зависимостью от его частоты, т.е. если увеличить частоту в 3 раза, то сигнал сможет пройти в 9 раза меньше расстояние. Обычный пьезоизлучатель</w:t>
+      </w:r>
+      <w:r>
+        <w:t xml:space="preserve"> 20 кГц</w:t>
+      </w:r>
+      <w:r>
+        <w:t xml:space="preserve"> </w:t>
+      </w:r>
+      <w:r>
+        <w:t xml:space="preserve"> </w:t>
+      </w:r>
+      <w:r>
+        <w:t>5 В, может генерировать сигнал, который пройдёт около 10</w:t>
+      </w:r>
+      <w:r>
+        <w:t>-ти</w:t>
+      </w:r>
+      <w:r>
+        <w:t xml:space="preserve"> метров</w:t>
+      </w:r>
+      <w:r>
+        <w:t xml:space="preserve">. Это является одним из минусов ультразвука. </w:t>
+      </w:r>
+    </w:p>
+    <w:p>
+      <w:pPr>
+        <w:ind w:firstLine="708"/>
+      </w:pPr>
+      <w:r>
+        <w:t xml:space="preserve">На дроне установлены два влагозащищённых пьезодинамика на 40 кГц, настроенные на приём. На пульте управления установлен такой же пьезодинамик, он настроен на передачу сигнала. Для генерации сигнала используется микросхема </w:t>
+      </w:r>
+      <w:r>
+        <w:rPr>
+          <w:lang w:val="en-US"/>
+        </w:rPr>
+        <w:t>AJ-SR04M</w:t>
+      </w:r>
+    </w:p>
+    <w:p>
+      <w:r>
+        <w:tab/>
+        <w:t>Рассматривался вариант, шифровать источник ультразвука, чтобы каждый дрон был привязан к своему пульту и другой сигнал не сбивал его с траектории</w:t>
+      </w:r>
+      <w:r>
+        <w:t>. Гипотетически это возможно, но существуют риски потери пакетов при передаче данных с низкой частотой, поэтому для подтверждения гипотезы шифрования – требуется использовать собственный генератор частот, чтобы вручную управлять пьезодинамиком-передатчиком.</w:t>
+      </w:r>
+    </w:p>
+    <w:p>
+      <w:r>
+        <w:tab/>
+      </w:r>
+    </w:p>
+    <w:p/>
+    <w:p/>
+    <w:p/>
+    <w:p/>
+    <w:p/>
+    <w:p/>
+    <w:p/>
+    <w:p/>
+    <w:p/>
+    <w:p/>
+    <w:p>
+      <w:pPr>
+        <w:pStyle w:val="a6"/>
+      </w:pPr>
+      <w:r>
+        <w:lastRenderedPageBreak/>
+        <w:t xml:space="preserve">Раздел 4. </w:t>
+      </w:r>
+      <w:r>
+        <w:t>Определение</w:t>
+      </w:r>
+      <w:r>
+        <w:t xml:space="preserve"> угла</w:t>
+      </w:r>
+    </w:p>
+    <w:p>
+      <w:r>
+        <w:tab/>
+        <w:t>Чтобы робот знал, куда ему нужно поворачивать, нужно вычислять угол. Существует два рабочих варианта, которые можно реализовать на ультразвуке.</w:t>
+      </w:r>
+    </w:p>
+    <w:p>
+      <w:r>
+        <w:tab/>
+        <w:t xml:space="preserve">Амплитудный – главным показателем для этого метода является сила сигнала. Если оператор находится прямо перед дроном, то амплитуда сигнала будет одинаковой на обоих датчиках, как только оператор отклоняется в сторону – амплитуда смещается. </w:t>
+      </w:r>
+    </w:p>
+    <w:p>
+      <w:r>
+        <w:tab/>
+        <w:t xml:space="preserve">Для нахождения угла этим способом, требуется взять отношение двух амплитуд – </w:t>
+      </w:r>
+      <w:r>
+        <w:t>отсюда берётся линейная связь с углом</w:t>
+      </w:r>
+      <w:r>
+        <w:t xml:space="preserve">. Проблема в том, что </w:t>
+      </w:r>
+      <w:r>
+        <w:t xml:space="preserve">точность этого способа прямо зависит от силы сигнала, чем дальше расположен источник – тем меньше точность определения угла. </w:t>
+      </w:r>
+    </w:p>
+    <w:p>
+      <w:r>
+        <w:tab/>
+      </w:r>
+      <w:r>
+        <w:rPr>
+          <w:lang w:val="en-US"/>
+        </w:rPr>
+        <w:t>TDOA</w:t>
+      </w:r>
+      <w:r>
+        <w:t xml:space="preserve"> </w:t>
+      </w:r>
+      <w:r>
+        <w:t>(</w:t>
+      </w:r>
+      <w:r>
+        <w:rPr>
+          <w:lang w:val="en-US"/>
+        </w:rPr>
+        <w:t>Time</w:t>
+      </w:r>
+      <w:r>
+        <w:t xml:space="preserve"> </w:t>
+      </w:r>
+      <w:r>
+        <w:rPr>
+          <w:lang w:val="en-US"/>
+        </w:rPr>
+        <w:t>Difference</w:t>
+      </w:r>
+      <w:r>
+        <w:t xml:space="preserve"> </w:t>
+      </w:r>
+      <w:r>
+        <w:rPr>
+          <w:lang w:val="en-US"/>
+        </w:rPr>
+        <w:t>of</w:t>
+      </w:r>
+      <w:r>
+        <w:t xml:space="preserve"> </w:t>
+      </w:r>
+      <w:r>
+        <w:rPr>
+          <w:lang w:val="en-US"/>
+        </w:rPr>
+        <w:t>Arrival</w:t>
+      </w:r>
+      <w:r>
+        <w:t>) – способ нахождения угла, через разность времени по приходу сигнала. Алгоритм использует систему прямоугольного треугольника для определения угла, также в расчёт берётся допущение, что лучи от источника идут параллельно друг-другу. Вычисляется разность времени прихода сигнала между датчи</w:t>
+      </w:r>
+      <w:r>
+        <w:t xml:space="preserve">ками </w:t>
+      </w:r>
+      <m:oMath>
+        <m:r>
+          <m:rPr>
+            <m:sty m:val="p"/>
+          </m:rPr>
+          <w:rPr>
+            <w:rFonts w:ascii="Cambria Math" w:hAnsi="Cambria Math"/>
+          </w:rPr>
+          <m:t>Δ</m:t>
+        </m:r>
+        <m:r>
+          <w:rPr>
+            <w:rFonts w:ascii="Cambria Math" w:hAnsi="Cambria Math"/>
+          </w:rPr>
+          <m:t>r</m:t>
+        </m:r>
+      </m:oMath>
+      <w:r>
+        <w:t xml:space="preserve">. </w:t>
+      </w:r>
+      <w:r>
+        <w:t xml:space="preserve">Полученная разность расстояний </w:t>
+      </w:r>
+      <m:oMath>
+        <m:r>
+          <m:rPr>
+            <m:sty m:val="p"/>
+          </m:rPr>
+          <w:rPr>
+            <w:rFonts w:ascii="Cambria Math" w:hAnsi="Cambria Math"/>
+          </w:rPr>
+          <m:t>Δ</m:t>
+        </m:r>
+        <m:r>
+          <w:rPr>
+            <w:rFonts w:ascii="Cambria Math" w:hAnsi="Cambria Math"/>
+          </w:rPr>
+          <m:t>r</m:t>
+        </m:r>
+      </m:oMath>
+      <w:r>
+        <w:t xml:space="preserve"> представляет собой катет прямоугольного треугольника, гипотенузой которого является расстояние </w:t>
+      </w:r>
+      <m:oMath>
+        <m:r>
+          <w:rPr>
+            <w:rFonts w:ascii="Cambria Math" w:hAnsi="Cambria Math"/>
+          </w:rPr>
+          <m:t>d</m:t>
+        </m:r>
+      </m:oMath>
+      <w:r>
+        <w:t xml:space="preserve"> (база) между приёмниками. Направление на источник (угол </w:t>
+      </w:r>
+      <m:oMath>
+        <m:r>
+          <w:rPr>
+            <w:rFonts w:ascii="Cambria Math" w:hAnsi="Cambria Math"/>
+          </w:rPr>
+          <m:t>α</m:t>
+        </m:r>
+      </m:oMath>
+      <w:r>
+        <w:t>) вычисляется через отношение катета к гипотенузе</w:t>
+      </w:r>
+      <w:r>
+        <w:t>.</w:t>
+      </w:r>
+    </w:p>
+    <w:p>
+      <w:r>
+        <w:tab/>
+        <w:t>Плюсом этого способа является сохранение высокой точности на расстоянии. А минус заключается в том, что при расположении источника сигнала ближе</w:t>
+      </w:r>
+      <w:r>
+        <w:t xml:space="preserve"> “</w:t>
+      </w:r>
+      <w:r>
+        <w:t>базы</w:t>
+      </w:r>
+      <w:r>
+        <w:t>”</w:t>
+      </w:r>
+      <w:r>
+        <w:t xml:space="preserve"> между приёмниками – нарушается допущение о параллельности лучей и возникает высокая погрешность измерения. </w:t>
+      </w:r>
+    </w:p>
+    <w:p>
+      <w:r>
+        <w:tab/>
+        <w:t xml:space="preserve">Учитывая все плюсы и минусы было принято решение использовать метод </w:t>
+      </w:r>
+      <w:r>
+        <w:rPr>
+          <w:lang w:val="en-US"/>
+        </w:rPr>
+        <w:t>TDOA</w:t>
+      </w:r>
+      <w:r>
+        <w:t xml:space="preserve"> </w:t>
+      </w:r>
+      <w:r>
+        <w:t>для определения угла.</w:t>
+      </w:r>
+    </w:p>
+    <w:p/>
+    <w:p>
+      <w:r>
+        <w:tab/>
+      </w:r>
     </w:p>
     <w:sectPr>
-      <w:footerReference w:type="default" r:id="rId6"/>
+      <w:footerReference w:type="default" r:id="rId9"/>
       <w:pgSz w:w="11906" w:h="16838"/>
       <w:pgMar w:top="1134" w:right="850" w:bottom="1134" w:left="1701" w:header="708" w:footer="708" w:gutter="0"/>
       <w:pgNumType w:start="1"/>
@@ -1449,7 +2318,6 @@
   <w:style w:type="character" w:default="1" w:styleId="a0">
     <w:name w:val="Default Paragraph Font"/>
     <w:uiPriority w:val="1"/>
-    <w:semiHidden/>
     <w:unhideWhenUsed/>
   </w:style>
   <w:style w:type="table" w:default="1" w:styleId="a1">
@@ -1683,7 +2551,7 @@
     <w:link w:val="a7"/>
     <w:uiPriority w:val="11"/>
     <w:qFormat/>
-    <w:rsid w:val="00AE1364"/>
+    <w:rsid w:val="003138AF"/>
     <w:pPr>
       <w:numPr>
         <w:ilvl w:val="1"/>
@@ -1692,7 +2560,6 @@
     <w:rPr>
       <w:rFonts w:eastAsiaTheme="majorEastAsia" w:cstheme="majorBidi"/>
       <w:color w:val="000000" w:themeColor="text1"/>
-      <w:spacing w:val="15"/>
       <w:szCs w:val="28"/>
     </w:rPr>
   </w:style>
@@ -1701,11 +2568,10 @@
     <w:basedOn w:val="a0"/>
     <w:link w:val="a6"/>
     <w:uiPriority w:val="11"/>
-    <w:rsid w:val="00AE1364"/>
+    <w:rsid w:val="003138AF"/>
     <w:rPr>
       <w:rFonts w:ascii="Times New Roman" w:eastAsiaTheme="majorEastAsia" w:hAnsi="Times New Roman" w:cstheme="majorBidi"/>
       <w:color w:val="000000" w:themeColor="text1"/>
-      <w:spacing w:val="15"/>
       <w:kern w:val="0"/>
       <w:sz w:val="28"/>
       <w:szCs w:val="28"/>
@@ -2276,4 +3142,16 @@
     </a:ext>
   </a:extLst>
 </a:theme>
+</file>
+
+<file path=customXml/item1.xml><?xml version="1.0" encoding="utf-8"?>
+<b:Sources xmlns:b="http://schemas.openxmlformats.org/officeDocument/2006/bibliography" xmlns="http://schemas.openxmlformats.org/officeDocument/2006/bibliography" SelectedStyle="\APASixthEditionOfficeOnline.xsl" StyleName="APA" Version="6"/>
+</file>
+
+<file path=customXml/itemProps1.xml><?xml version="1.0" encoding="utf-8"?>
+<ds:datastoreItem xmlns:ds="http://schemas.openxmlformats.org/officeDocument/2006/customXml" ds:itemID="{516DE44F-1445-43C0-BC77-4D22F0378E53}">
+  <ds:schemaRefs>
+    <ds:schemaRef ds:uri="http://schemas.openxmlformats.org/officeDocument/2006/bibliography"/>
+  </ds:schemaRefs>
+</ds:datastoreItem>
 </file>
--- a/Отчёт Поскряков Н.В..docx
+++ b/Отчёт Поскряков Н.В..docx
@@ -47,8 +47,15 @@
         <w:rPr>
           <w:szCs w:val="28"/>
         </w:rPr>
-        <w:t>Институт «</w:t>
-      </w:r>
+        <w:t>Компания</w:t>
+      </w:r>
+      <w:r>
+        <w:rPr>
+          <w:szCs w:val="28"/>
+        </w:rPr>
+        <w:t xml:space="preserve"> «</w:t>
+      </w:r>
+      <w:proofErr w:type="spellStart"/>
       <w:r>
         <w:rPr>
           <w:szCs w:val="28"/>
@@ -56,6 +63,7 @@
         </w:rPr>
         <w:t>iSpring</w:t>
       </w:r>
+      <w:proofErr w:type="spellEnd"/>
       <w:r>
         <w:rPr>
           <w:szCs w:val="28"/>
@@ -177,7 +185,7 @@
     </w:p>
     <w:p>
       <w:pPr>
-        <w:spacing w:line="360" w:lineRule="auto"/>
+        <w:spacing w:line="276" w:lineRule="auto"/>
         <w:jc w:val="right"/>
         <w:rPr>
           <w:szCs w:val="28"/>
@@ -204,22 +212,30 @@
     </w:p>
     <w:p>
       <w:pPr>
-        <w:spacing w:line="360" w:lineRule="auto"/>
+        <w:spacing w:line="276" w:lineRule="auto"/>
         <w:jc w:val="right"/>
         <w:rPr>
           <w:szCs w:val="28"/>
         </w:rPr>
       </w:pPr>
-      <w:r>
-        <w:rPr>
-          <w:szCs w:val="28"/>
-        </w:rPr>
-        <w:t>Поскряков Н.В.</w:t>
-      </w:r>
-    </w:p>
-    <w:p>
-      <w:pPr>
-        <w:spacing w:line="360" w:lineRule="auto"/>
+      <w:proofErr w:type="spellStart"/>
+      <w:r>
+        <w:rPr>
+          <w:szCs w:val="28"/>
+        </w:rPr>
+        <w:t>Поскряков</w:t>
+      </w:r>
+      <w:proofErr w:type="spellEnd"/>
+      <w:r>
+        <w:rPr>
+          <w:szCs w:val="28"/>
+        </w:rPr>
+        <w:t xml:space="preserve"> Н.В.</w:t>
+      </w:r>
+    </w:p>
+    <w:p>
+      <w:pPr>
+        <w:spacing w:line="276" w:lineRule="auto"/>
         <w:jc w:val="right"/>
         <w:rPr>
           <w:szCs w:val="28"/>
@@ -234,7 +250,7 @@
     </w:p>
     <w:p>
       <w:pPr>
-        <w:spacing w:line="360" w:lineRule="auto"/>
+        <w:spacing w:line="276" w:lineRule="auto"/>
         <w:jc w:val="right"/>
         <w:rPr>
           <w:szCs w:val="28"/>
@@ -246,6 +262,7 @@
         </w:rPr>
         <w:t>институт «</w:t>
       </w:r>
+      <w:proofErr w:type="spellStart"/>
       <w:r>
         <w:rPr>
           <w:szCs w:val="28"/>
@@ -253,6 +270,7 @@
         </w:rPr>
         <w:t>iSpring</w:t>
       </w:r>
+      <w:proofErr w:type="spellEnd"/>
       <w:r>
         <w:rPr>
           <w:szCs w:val="28"/>
@@ -262,7 +280,7 @@
     </w:p>
     <w:p>
       <w:pPr>
-        <w:spacing w:line="360" w:lineRule="auto"/>
+        <w:spacing w:line="276" w:lineRule="auto"/>
         <w:jc w:val="right"/>
         <w:rPr>
           <w:szCs w:val="28"/>
@@ -283,7 +301,7 @@
     </w:p>
     <w:p>
       <w:pPr>
-        <w:spacing w:line="360" w:lineRule="auto"/>
+        <w:spacing w:line="276" w:lineRule="auto"/>
         <w:jc w:val="right"/>
         <w:rPr>
           <w:szCs w:val="28"/>
@@ -298,7 +316,7 @@
     </w:p>
     <w:p>
       <w:pPr>
-        <w:spacing w:line="360" w:lineRule="auto"/>
+        <w:spacing w:line="276" w:lineRule="auto"/>
         <w:jc w:val="right"/>
         <w:rPr>
           <w:szCs w:val="28"/>
@@ -340,6 +358,15 @@
     </w:p>
     <w:p>
       <w:pPr>
+        <w:spacing w:line="480" w:lineRule="auto"/>
+        <w:jc w:val="right"/>
+        <w:rPr>
+          <w:szCs w:val="28"/>
+        </w:rPr>
+      </w:pPr>
+    </w:p>
+    <w:p>
+      <w:pPr>
         <w:spacing w:line="276" w:lineRule="auto"/>
         <w:jc w:val="center"/>
         <w:rPr>
@@ -376,13 +403,6 @@
           <w:szCs w:val="28"/>
         </w:rPr>
       </w:pPr>
-      <w:r>
-        <w:rPr>
-          <w:szCs w:val="28"/>
-        </w:rPr>
-        <w:lastRenderedPageBreak/>
-        <w:t>*Оглавление</w:t>
-      </w:r>
     </w:p>
     <w:p>
       <w:pPr>
@@ -512,36 +532,45 @@
     </w:p>
     <w:p>
       <w:pPr>
-        <w:spacing w:line="480" w:lineRule="auto"/>
-        <w:jc w:val="right"/>
-        <w:rPr>
-          <w:szCs w:val="28"/>
-        </w:rPr>
-      </w:pPr>
-    </w:p>
-    <w:p>
-      <w:pPr>
-        <w:spacing w:line="480" w:lineRule="auto"/>
-        <w:jc w:val="right"/>
-        <w:rPr>
-          <w:szCs w:val="28"/>
-        </w:rPr>
-      </w:pPr>
-    </w:p>
-    <w:p>
-      <w:pPr>
-        <w:spacing w:line="480" w:lineRule="auto"/>
-        <w:jc w:val="right"/>
-        <w:rPr>
-          <w:szCs w:val="28"/>
-        </w:rPr>
-      </w:pPr>
-    </w:p>
-    <w:p>
-      <w:pPr>
         <w:pStyle w:val="a4"/>
         <w:jc w:val="center"/>
       </w:pPr>
+    </w:p>
+    <w:p>
+      <w:pPr>
+        <w:pStyle w:val="a4"/>
+        <w:jc w:val="center"/>
+      </w:pPr>
+    </w:p>
+    <w:p>
+      <w:pPr>
+        <w:pStyle w:val="a4"/>
+        <w:jc w:val="center"/>
+      </w:pPr>
+    </w:p>
+    <w:p>
+      <w:pPr>
+        <w:pStyle w:val="a4"/>
+        <w:jc w:val="center"/>
+      </w:pPr>
+    </w:p>
+    <w:p>
+      <w:pPr>
+        <w:pStyle w:val="a4"/>
+        <w:jc w:val="center"/>
+      </w:pPr>
+    </w:p>
+    <w:p>
+      <w:pPr>
+        <w:pStyle w:val="a4"/>
+        <w:jc w:val="center"/>
+      </w:pPr>
+    </w:p>
+    <w:p>
+      <w:pPr>
+        <w:pStyle w:val="a4"/>
+        <w:jc w:val="center"/>
+      </w:pPr>
       <w:r>
         <w:lastRenderedPageBreak/>
         <w:t>Введение</w:t>
@@ -560,7 +589,13 @@
         <w:ind w:firstLine="708"/>
       </w:pPr>
       <w:r>
-        <w:t>В качестве навигации платформа использует ультразвуковые сигналы. Оператор посылает сигналы с помощью пульта. Благодаря приёмникам робот определяет направление к источнику сигналов и едет к нему.</w:t>
+        <w:t>В качестве навигации платформа использует ультразвуковые сигналы. Оператор посылает сигналы с помощью пульта</w:t>
+      </w:r>
+      <w:r>
+        <w:t>, б</w:t>
+      </w:r>
+      <w:r>
+        <w:t>лагодаря приёмникам робот определяет направление к источнику сигналов и едет к нему.</w:t>
       </w:r>
     </w:p>
     <w:p>
@@ -826,18 +861,31 @@
       <w:r>
         <w:t xml:space="preserve">Рисунок </w:t>
       </w:r>
-      <w:fldSimple w:instr=" SEQ Рисунок \* ARABIC ">
-        <w:r>
-          <w:rPr>
-            <w:noProof/>
-          </w:rPr>
-          <w:t>1</w:t>
-        </w:r>
-      </w:fldSimple>
+      <w:r>
+        <w:fldChar w:fldCharType="begin"/>
+      </w:r>
+      <w:r>
+        <w:instrText xml:space="preserve"> SEQ Рисунок \* ARABIC </w:instrText>
+      </w:r>
+      <w:r>
+        <w:fldChar w:fldCharType="separate"/>
+      </w:r>
       <w:r>
         <w:rPr>
           <w:noProof/>
         </w:rPr>
+        <w:t>1</w:t>
+      </w:r>
+      <w:r>
+        <w:rPr>
+          <w:noProof/>
+        </w:rPr>
+        <w:fldChar w:fldCharType="end"/>
+      </w:r>
+      <w:r>
+        <w:rPr>
+          <w:noProof/>
+        </w:rPr>
         <w:t>. Ходовая платформа</w:t>
       </w:r>
     </w:p>
@@ -915,9 +963,6 @@
     <w:p>
       <w:pPr>
         <w:ind w:firstLine="708"/>
-        <w:rPr>
-          <w:lang w:val="en-US"/>
-        </w:rPr>
       </w:pPr>
     </w:p>
     <w:p>
@@ -982,6 +1027,9 @@
         <w:tab/>
       </w:r>
       <w:r>
+        <w:rPr>
+          <w:noProof/>
+        </w:rPr>
         <w:drawing>
           <wp:inline distT="0" distB="0" distL="0" distR="0" wp14:anchorId="2BBE85BD" wp14:editId="6AD15FB9">
             <wp:extent cx="5940425" cy="1891665"/>
@@ -1026,14 +1074,27 @@
       <w:r>
         <w:t xml:space="preserve">Рисунок </w:t>
       </w:r>
-      <w:fldSimple w:instr=" SEQ Рисунок \* ARABIC ">
-        <w:r>
-          <w:rPr>
-            <w:noProof/>
-          </w:rPr>
-          <w:t>2</w:t>
-        </w:r>
-      </w:fldSimple>
+      <w:r>
+        <w:fldChar w:fldCharType="begin"/>
+      </w:r>
+      <w:r>
+        <w:instrText xml:space="preserve"> SEQ Рисунок \* ARABIC </w:instrText>
+      </w:r>
+      <w:r>
+        <w:fldChar w:fldCharType="separate"/>
+      </w:r>
+      <w:r>
+        <w:rPr>
+          <w:noProof/>
+        </w:rPr>
+        <w:t>2</w:t>
+      </w:r>
+      <w:r>
+        <w:rPr>
+          <w:noProof/>
+        </w:rPr>
+        <w:fldChar w:fldCharType="end"/>
+      </w:r>
       <w:r>
         <w:t>. Архитектура проекта</w:t>
       </w:r>
@@ -1288,7 +1349,15 @@
     <w:p>
       <w:r>
         <w:tab/>
-        <w:t>Для работы с ультразвуком используются пьезоизлучатели, они могут работать как</w:t>
+        <w:t xml:space="preserve">Для работы с ультразвуком используются </w:t>
+      </w:r>
+      <w:proofErr w:type="spellStart"/>
+      <w:r>
+        <w:t>пьезоизлучатели</w:t>
+      </w:r>
+      <w:proofErr w:type="spellEnd"/>
+      <w:r>
+        <w:t>, они могут работать как</w:t>
       </w:r>
       <w:r>
         <w:t xml:space="preserve"> </w:t>
@@ -1302,8 +1371,13 @@
         <w:ind w:firstLine="708"/>
       </w:pPr>
       <w:r>
-        <w:t>Особенность распространения ультразвука в среде, заключается в том, что сигнал рассеивается с квадратичной зависимостью от его частоты, т.е. если увеличить частоту в 3 раза, то сигнал сможет пройти в 9 раза меньше расстояние. Обычный пьезоизлучатель</w:t>
-      </w:r>
+        <w:t xml:space="preserve">Особенность распространения ультразвука в среде, заключается в том, что сигнал рассеивается с квадратичной зависимостью от его частоты, т.е. если увеличить частоту в 3 раза, то сигнал сможет пройти в 9 раза меньше расстояние. Обычный </w:t>
+      </w:r>
+      <w:proofErr w:type="spellStart"/>
+      <w:r>
+        <w:t>пьезоизлучатель</w:t>
+      </w:r>
+      <w:proofErr w:type="spellEnd"/>
       <w:r>
         <w:t xml:space="preserve"> 20 кГц</w:t>
       </w:r>
@@ -1331,13 +1405,50 @@
         <w:ind w:firstLine="708"/>
       </w:pPr>
       <w:r>
-        <w:t xml:space="preserve">На дроне установлены два влагозащищённых пьезодинамика на 40 кГц, настроенные на приём. На пульте управления установлен такой же пьезодинамик, он настроен на передачу сигнала. Для генерации сигнала используется микросхема </w:t>
-      </w:r>
-      <w:r>
-        <w:rPr>
-          <w:lang w:val="en-US"/>
-        </w:rPr>
-        <w:t>AJ-SR04M</w:t>
+        <w:t xml:space="preserve">На дроне установлены два влагозащищённых </w:t>
+      </w:r>
+      <w:proofErr w:type="spellStart"/>
+      <w:r>
+        <w:t>пьезодинамика</w:t>
+      </w:r>
+      <w:proofErr w:type="spellEnd"/>
+      <w:r>
+        <w:t xml:space="preserve"> на 40 кГц, настроенные на приём. На пульте управления установлен такой же </w:t>
+      </w:r>
+      <w:proofErr w:type="spellStart"/>
+      <w:r>
+        <w:t>пьезодинамик</w:t>
+      </w:r>
+      <w:proofErr w:type="spellEnd"/>
+      <w:r>
+        <w:t xml:space="preserve">, он настроен на передачу сигнала. Для генерации сигнала используется микросхема </w:t>
+      </w:r>
+      <w:r>
+        <w:rPr>
+          <w:lang w:val="en-US"/>
+        </w:rPr>
+        <w:t>AJ</w:t>
+      </w:r>
+      <w:r>
+        <w:t>-</w:t>
+      </w:r>
+      <w:r>
+        <w:rPr>
+          <w:lang w:val="en-US"/>
+        </w:rPr>
+        <w:t>SR</w:t>
+      </w:r>
+      <w:r>
+        <w:t>04</w:t>
+      </w:r>
+      <w:r>
+        <w:rPr>
+          <w:lang w:val="en-US"/>
+        </w:rPr>
+        <w:t>M</w:t>
+      </w:r>
+      <w:r>
+        <w:t>. Такая система может успешно работать на расстоянии до 4-х метров от оператора.</w:t>
       </w:r>
     </w:p>
     <w:p>
@@ -1346,7 +1457,15 @@
         <w:t>Рассматривался вариант, шифровать источник ультразвука, чтобы каждый дрон был привязан к своему пульту и другой сигнал не сбивал его с траектории</w:t>
       </w:r>
       <w:r>
-        <w:t>. Гипотетически это возможно, но существуют риски потери пакетов при передаче данных с низкой частотой, поэтому для подтверждения гипотезы шифрования – требуется использовать собственный генератор частот, чтобы вручную управлять пьезодинамиком-передатчиком.</w:t>
+        <w:t xml:space="preserve">. Гипотетически это возможно, но существуют риски потери пакетов при передаче данных с низкой частотой, поэтому для подтверждения гипотезы шифрования – требуется использовать собственный генератор частот, чтобы вручную управлять </w:t>
+      </w:r>
+      <w:proofErr w:type="spellStart"/>
+      <w:r>
+        <w:t>пьезодинамиком</w:t>
+      </w:r>
+      <w:proofErr w:type="spellEnd"/>
+      <w:r>
+        <w:t>-передатчиком.</w:t>
       </w:r>
     </w:p>
     <w:p>
@@ -1363,7 +1482,6 @@
     <w:p/>
     <w:p/>
     <w:p/>
-    <w:p/>
     <w:p>
       <w:pPr>
         <w:pStyle w:val="a6"/>
@@ -1459,7 +1577,16 @@
         <w:t>) – способ нахождения угла, через разность времени по приходу сигнала. Алгоритм использует систему прямоугольного треугольника для определения угла, также в расчёт берётся допущение, что лучи от источника идут параллельно друг-другу. Вычисляется разность времени прихода сигнала между датчи</w:t>
       </w:r>
       <w:r>
-        <w:t xml:space="preserve">ками </w:t>
+        <w:t>ками</w:t>
+      </w:r>
+      <w:r>
+        <w:t xml:space="preserve"> и множится на скорость звука</w:t>
+      </w:r>
+      <w:r>
+        <w:t xml:space="preserve">. </w:t>
+      </w:r>
+      <w:r>
+        <w:t xml:space="preserve">Полученная разность расстояний </w:t>
       </w:r>
       <m:oMath>
         <m:r>
@@ -1479,29 +1606,6 @@
         </m:r>
       </m:oMath>
       <w:r>
-        <w:t xml:space="preserve">. </w:t>
-      </w:r>
-      <w:r>
-        <w:t xml:space="preserve">Полученная разность расстояний </w:t>
-      </w:r>
-      <m:oMath>
-        <m:r>
-          <m:rPr>
-            <m:sty m:val="p"/>
-          </m:rPr>
-          <w:rPr>
-            <w:rFonts w:ascii="Cambria Math" w:hAnsi="Cambria Math"/>
-          </w:rPr>
-          <m:t>Δ</m:t>
-        </m:r>
-        <m:r>
-          <w:rPr>
-            <w:rFonts w:ascii="Cambria Math" w:hAnsi="Cambria Math"/>
-          </w:rPr>
-          <m:t>r</m:t>
-        </m:r>
-      </m:oMath>
-      <w:r>
         <w:t xml:space="preserve"> представляет собой катет прямоугольного треугольника, гипотенузой которого является расстояние </w:t>
       </w:r>
       <m:oMath>
@@ -1567,6 +1671,296 @@
       </w:r>
     </w:p>
     <w:p/>
+    <w:p/>
+    <w:p/>
+    <w:p/>
+    <w:p>
+      <w:pPr>
+        <w:spacing w:line="278" w:lineRule="auto"/>
+        <w:jc w:val="left"/>
+      </w:pPr>
+      <w:r>
+        <w:br w:type="page"/>
+      </w:r>
+    </w:p>
+    <w:p>
+      <w:pPr>
+        <w:pStyle w:val="a6"/>
+      </w:pPr>
+      <w:r>
+        <w:lastRenderedPageBreak/>
+        <w:t>Раздел 5. Алгоритм управления движением</w:t>
+      </w:r>
+    </w:p>
+    <w:p>
+      <w:r>
+        <w:tab/>
+      </w:r>
+      <w:r>
+        <w:t>Рассматривались два способа автоматического управления моторами</w:t>
+      </w:r>
+      <w:r>
+        <w:t xml:space="preserve">: </w:t>
+      </w:r>
+      <w:r>
+        <w:t xml:space="preserve">Релейный и ПИД-регулятор. </w:t>
+      </w:r>
+    </w:p>
+    <w:p>
+      <w:r>
+        <w:tab/>
+        <w:t>Релейное управление характерно своей простотой, моторы имеют два состояния 0</w:t>
+      </w:r>
+      <w:r>
+        <w:t xml:space="preserve">% </w:t>
+      </w:r>
+      <w:r>
+        <w:t xml:space="preserve">и </w:t>
+      </w:r>
+      <w:r>
+        <w:t xml:space="preserve">100% </w:t>
+      </w:r>
+      <w:r>
+        <w:t xml:space="preserve">мощности, когда поступает сигнал на один из датчиков – он активирует мотор, который находится в его </w:t>
+      </w:r>
+      <w:r>
+        <w:t>“</w:t>
+      </w:r>
+      <w:r>
+        <w:t>зоне ответственности</w:t>
+      </w:r>
+      <w:r>
+        <w:t>”</w:t>
+      </w:r>
+      <w:r>
+        <w:t>. Например, мы подаём сигнал на правый датчик, робот понимает что цель находится справа от него и он активирует левый мотор, чтобы довернуть. Как только сигнал приходит сразу на два датчика – дрон едет прямо.</w:t>
+      </w:r>
+    </w:p>
+    <w:p>
+      <w:r>
+        <w:tab/>
+        <w:t>Проблема такого алгоритма – это плохая отзывчивость. Дрон действует слишком резко, иногда перелетает желаемый угол и пользовательский опыт управления им – ухудшается.</w:t>
+      </w:r>
+    </w:p>
+    <w:p>
+      <w:r>
+        <w:tab/>
+        <w:t>ПИД-регулятор расшифровывается как Пропорционально Интегрально Дифференциальный регулятор. Как не странно он состоит из трёх компонентов, которые вместе сообщают мощность моторам. Алгоритм может использоваться как для сглаживания траектории движения, так и для поворотов</w:t>
+      </w:r>
+      <w:r>
+        <w:t>. Далее ПИД-регулятор будет описываться применительно к поворотам.</w:t>
+      </w:r>
+    </w:p>
+    <w:p>
+      <w:r>
+        <w:tab/>
+        <w:t xml:space="preserve">Пропорциональный компонент, отвечает за скорость </w:t>
+      </w:r>
+      <w:r>
+        <w:t>вращения. Создаётся линейная зависимость между углом и мощностью, чем больше угол отклонения получил П-регулятор – тем больше мощности он сообщает моторам.</w:t>
+      </w:r>
+    </w:p>
+    <w:p>
+      <w:r>
+        <w:tab/>
+        <w:t>Интегральный компонент, отвечает за накопление скорости вращения. Подразумевается, что робот не всегда способен совершить желаемый поворот, иногда преградой для него может оказаться, например, рельеф. Интегральный компонент накапливает сумму со временем и добавляет её к мощности моторов. Таким образом, если желаемый угол не получается достигнуть – робот увеличит свои усилия для преодоления препятствия.</w:t>
+      </w:r>
+    </w:p>
+    <w:p>
+      <w:r>
+        <w:tab/>
+        <w:t>Дифференциальный компонент, отвечает за ограничение скорости манёвра. Бывают ситуации, когда робот разгоняется слишком сильно и появляется риск – перелететь целевой угол. Чем быстрее дрон движется к целевому углу, тем сильнее дифференциальный компонент противодействует движению, формируя тормозящий момент.</w:t>
+      </w:r>
+    </w:p>
+    <w:p>
+      <w:r>
+        <w:tab/>
+        <w:t>Применительно к проекту, был выбран ПИД-регулятор, но в готов макете используется упрощённая версия с компонентами ПИ, т.к. для калибровки дифференциального компонента требуется высокая скорость передвижения, которой добиться, без вреда для макета, не удалось.</w:t>
+      </w:r>
+    </w:p>
+    <w:p>
+      <w:pPr>
+        <w:pStyle w:val="a4"/>
+      </w:pPr>
+      <w:r>
+        <w:lastRenderedPageBreak/>
+        <w:t>Заключение</w:t>
+      </w:r>
+    </w:p>
+    <w:p>
+      <w:pPr>
+        <w:pStyle w:val="a6"/>
+      </w:pPr>
+      <w:r>
+        <w:t>Итоги</w:t>
+      </w:r>
+    </w:p>
+    <w:p>
+      <w:r>
+        <w:tab/>
+        <w:t xml:space="preserve">По итогу прохождения практики в компании </w:t>
+      </w:r>
+      <w:r>
+        <w:t>“</w:t>
+      </w:r>
+      <w:proofErr w:type="spellStart"/>
+      <w:r>
+        <w:rPr>
+          <w:lang w:val="en-US"/>
+        </w:rPr>
+        <w:t>iSpring</w:t>
+      </w:r>
+      <w:proofErr w:type="spellEnd"/>
+      <w:r>
+        <w:t xml:space="preserve">”, </w:t>
+      </w:r>
+      <w:r>
+        <w:t>был успешно собран действующий макет подвижной гусеничной платформы с системой ультразвуковой навигации. Предназначенный для автоматического следования за оператором.</w:t>
+      </w:r>
+    </w:p>
+    <w:p>
+      <w:pPr>
+        <w:rPr>
+          <w:lang w:val="en-US"/>
+        </w:rPr>
+      </w:pPr>
+      <w:r>
+        <w:tab/>
+        <w:t xml:space="preserve">Спроектирована и реализована программно-аппаратная архитектура подвижной платформы, с использованием микроконтроллеров </w:t>
+      </w:r>
+      <w:r>
+        <w:rPr>
+          <w:lang w:val="en-US"/>
+        </w:rPr>
+        <w:t>Mega</w:t>
+      </w:r>
+      <w:r>
+        <w:t xml:space="preserve"> 328</w:t>
+      </w:r>
+      <w:r>
+        <w:rPr>
+          <w:lang w:val="en-US"/>
+        </w:rPr>
+        <w:t>P</w:t>
+      </w:r>
+      <w:r>
+        <w:t xml:space="preserve"> </w:t>
+      </w:r>
+      <w:r>
+        <w:t xml:space="preserve">и </w:t>
+      </w:r>
+      <w:r>
+        <w:rPr>
+          <w:lang w:val="en-US"/>
+        </w:rPr>
+        <w:t>ESP</w:t>
+      </w:r>
+      <w:r>
+        <w:t xml:space="preserve"> </w:t>
+      </w:r>
+      <w:r>
+        <w:rPr>
+          <w:lang w:val="en-US"/>
+        </w:rPr>
+        <w:t>WROOM</w:t>
+      </w:r>
+      <w:r>
+        <w:t xml:space="preserve">32, </w:t>
+      </w:r>
+      <w:r>
+        <w:t xml:space="preserve">а также ультразвуковых датчиков </w:t>
+      </w:r>
+      <w:r>
+        <w:rPr>
+          <w:lang w:val="en-US"/>
+        </w:rPr>
+        <w:t>AJ</w:t>
+      </w:r>
+      <w:r>
+        <w:t>-</w:t>
+      </w:r>
+      <w:r>
+        <w:rPr>
+          <w:lang w:val="en-US"/>
+        </w:rPr>
+        <w:t>SR</w:t>
+      </w:r>
+      <w:r>
+        <w:t>04</w:t>
+      </w:r>
+      <w:r>
+        <w:rPr>
+          <w:lang w:val="en-US"/>
+        </w:rPr>
+        <w:t>M</w:t>
+      </w:r>
+      <w:r>
+        <w:t>.</w:t>
+      </w:r>
+    </w:p>
+    <w:p>
+      <w:r>
+        <w:rPr>
+          <w:lang w:val="en-US"/>
+        </w:rPr>
+        <w:tab/>
+      </w:r>
+      <w:r>
+        <w:t xml:space="preserve">Внедрён метод определения угла </w:t>
+      </w:r>
+      <w:r>
+        <w:rPr>
+          <w:lang w:val="en-US"/>
+        </w:rPr>
+        <w:t>TDOA</w:t>
+      </w:r>
+      <w:r>
+        <w:t xml:space="preserve">. Проведён сравнительный анализ с другими алгоритмами, выявлены плюсы и недостатки. </w:t>
+      </w:r>
+    </w:p>
+    <w:p>
+      <w:r>
+        <w:tab/>
+        <w:t>Реализована система автоматического управления ПИД-регулятор. Которая обеспечивает гладкую траекторию движения и поворотов, создавая приятный пользовательский опыт.</w:t>
+      </w:r>
+    </w:p>
+    <w:p>
+      <w:pPr>
+        <w:pStyle w:val="a6"/>
+      </w:pPr>
+      <w:r>
+        <w:t>Вектора развития</w:t>
+      </w:r>
+    </w:p>
+    <w:p>
+      <w:r>
+        <w:tab/>
+        <w:t>Данный макет продемонстрировал жизнеспособность ультразвукового управления. Существует гипотеза, что дальность можно увеличить до 10-ти метров</w:t>
+      </w:r>
+      <w:r>
+        <w:t>, если перевести систему навигации на ультразвуковую частоту 25 кГц.</w:t>
+      </w:r>
+    </w:p>
+    <w:p>
+      <w:r>
+        <w:tab/>
+        <w:t>Также имеется гипотеза, что ультразвуковой сигнал можно зашифровать, для этого потребуется сделать собственный генератор</w:t>
+      </w:r>
+      <w:r>
+        <w:t xml:space="preserve"> сигнала и реализовать систему пакетов, для шифрования уникального кода пульта.</w:t>
+      </w:r>
+    </w:p>
+    <w:p>
+      <w:r>
+        <w:tab/>
+        <w:t xml:space="preserve">Как только первые две гипотезы подтвердятся – можно будет приступать к разводке печатной платы, проектировкой защитного корпуса для датчиков и электроники. Далее эту систему можно перенести с макета на прототип, с требуемой грузоподъёмностью и проходимостью. </w:t>
+      </w:r>
+    </w:p>
+    <w:p>
+      <w:r>
+        <w:tab/>
+      </w:r>
+    </w:p>
     <w:p>
       <w:r>
         <w:tab/>
@@ -2318,6 +2712,7 @@
   <w:style w:type="character" w:default="1" w:styleId="a0">
     <w:name w:val="Default Paragraph Font"/>
     <w:uiPriority w:val="1"/>
+    <w:semiHidden/>
     <w:unhideWhenUsed/>
   </w:style>
   <w:style w:type="table" w:default="1" w:styleId="a1">
@@ -2845,6 +3240,38 @@
     <w:rPr>
       <w:color w:val="666666"/>
     </w:rPr>
+  </w:style>
+  <w:style w:type="paragraph" w:styleId="af8">
+    <w:name w:val="TOC Heading"/>
+    <w:basedOn w:val="1"/>
+    <w:next w:val="a"/>
+    <w:uiPriority w:val="39"/>
+    <w:unhideWhenUsed/>
+    <w:qFormat/>
+    <w:rsid w:val="00201B28"/>
+    <w:pPr>
+      <w:spacing w:before="240" w:after="0"/>
+      <w:jc w:val="left"/>
+      <w:outlineLvl w:val="9"/>
+    </w:pPr>
+    <w:rPr>
+      <w:sz w:val="32"/>
+      <w:szCs w:val="32"/>
+      <w:lang w:eastAsia="ru-RU"/>
+    </w:rPr>
+  </w:style>
+  <w:style w:type="paragraph" w:styleId="11">
+    <w:name w:val="toc 1"/>
+    <w:basedOn w:val="a"/>
+    <w:next w:val="a"/>
+    <w:autoRedefine/>
+    <w:uiPriority w:val="39"/>
+    <w:semiHidden/>
+    <w:unhideWhenUsed/>
+    <w:rsid w:val="00201B28"/>
+    <w:pPr>
+      <w:spacing w:after="100"/>
+    </w:pPr>
   </w:style>
 </w:styles>
 </file>
